--- a/label_template_5x3_5cm.docx
+++ b/label_template_5x3_5cm.docx
@@ -9,7 +9,6 @@
         <w:rPr>
           <w:sz w:val="56"/>
           <w:szCs w:val="56"/>
-          <w:rtl/>
           <w:lang w:bidi="ar-SY"/>
         </w:rPr>
         <w:sectPr>
@@ -25,9 +24,26 @@
           <w:sz w:val="56"/>
           <w:szCs w:val="56"/>
           <w:rtl/>
+        </w:rPr>
+        <w:t>مهسهس</w:t>
+      </w:r>
+      <w:r>
+        <w:rPr>
+          <w:rFonts w:asciiTheme="majorHAnsi" w:hAnsiTheme="majorHAnsi" w:cstheme="majorHAnsi"/>
+          <w:sz w:val="56"/>
+          <w:szCs w:val="56"/>
+          <w:rtl/>
           <w:lang w:bidi="ar-SY"/>
         </w:rPr>
-        <w:t>سائل جلي شفاف</w:t>
+        <w:br/>
+      </w:r>
+      <w:r>
+        <w:rPr>
+          <w:sz w:val="56"/>
+          <w:szCs w:val="56"/>
+          <w:lang w:bidi="ar-SY"/>
+        </w:rPr>
+        <w:t>18000</w:t>
       </w:r>
     </w:p>
     <w:p>
@@ -114,8 +130,8 @@
           <w:rFonts w:asciiTheme="majorHAnsi" w:hAnsiTheme="majorHAnsi" w:cstheme="majorHAnsi"/>
           <w:b/>
           <w:bCs/>
-          <w:sz w:val="32"/>
-          <w:szCs w:val="32"/>
+          <w:sz w:val="44"/>
+          <w:szCs w:val="44"/>
           <w:rtl/>
           <w:lang w:bidi="ar-SY"/>
         </w:rPr>
@@ -125,20 +141,20 @@
           <w:rFonts w:asciiTheme="majorHAnsi" w:hAnsiTheme="majorHAnsi" w:cstheme="majorHAnsi" w:hint="cs"/>
           <w:b/>
           <w:bCs/>
-          <w:sz w:val="32"/>
-          <w:szCs w:val="32"/>
+          <w:sz w:val="44"/>
+          <w:szCs w:val="44"/>
           <w:rtl/>
           <w:lang w:bidi="ar-SY"/>
         </w:rPr>
-        <w:t>سائل جلي</w:t>
+        <w:t>معطر مغاسل</w:t>
       </w:r>
       <w:r>
         <w:rPr>
           <w:rFonts w:asciiTheme="majorHAnsi" w:hAnsiTheme="majorHAnsi" w:cstheme="majorHAnsi" w:hint="cs"/>
           <w:b/>
           <w:bCs/>
-          <w:sz w:val="32"/>
-          <w:szCs w:val="32"/>
+          <w:sz w:val="44"/>
+          <w:szCs w:val="44"/>
           <w:rtl/>
           <w:lang w:bidi="ar-SY"/>
         </w:rPr>
@@ -149,36 +165,12 @@
           <w:rFonts w:asciiTheme="majorHAnsi" w:hAnsiTheme="majorHAnsi" w:cstheme="majorHAnsi" w:hint="cs"/>
           <w:b/>
           <w:bCs/>
-          <w:sz w:val="32"/>
-          <w:szCs w:val="32"/>
+          <w:sz w:val="40"/>
+          <w:szCs w:val="40"/>
           <w:rtl/>
           <w:lang w:bidi="ar-SY"/>
         </w:rPr>
-        <w:t>شفاف</w:t>
-      </w:r>
-      <w:r>
-        <w:rPr>
-          <w:rFonts w:asciiTheme="majorHAnsi" w:hAnsiTheme="majorHAnsi" w:cstheme="majorHAnsi"/>
-          <w:b/>
-          <w:bCs/>
-          <w:sz w:val="32"/>
-          <w:szCs w:val="32"/>
-          <w:rtl/>
-          <w:lang w:bidi="ar-SY"/>
-        </w:rPr>
-        <w:br/>
-      </w:r>
-      <w:r>
-        <w:rPr>
-          <w:rFonts w:asciiTheme="majorHAnsi" w:hAnsiTheme="majorHAnsi" w:cstheme="majorHAnsi" w:hint="cs"/>
-          <w:b/>
-          <w:bCs/>
-          <w:sz w:val="32"/>
-          <w:szCs w:val="32"/>
-          <w:rtl/>
-          <w:lang w:bidi="ar-SY"/>
-        </w:rPr>
-        <w:t xml:space="preserve"> مع عطر</w:t>
+        <w:t>ابيض</w:t>
       </w:r>
     </w:p>
     <w:p>

--- a/label_template_5x3_5cm.docx
+++ b/label_template_5x3_5cm.docx
@@ -7,8 +7,10 @@
         <w:pStyle w:val="a7"/>
         <w:jc w:val="center"/>
         <w:rPr>
+          <w:rFonts w:hint="cs"/>
           <w:sz w:val="56"/>
           <w:szCs w:val="56"/>
+          <w:rtl/>
           <w:lang w:bidi="ar-SY"/>
         </w:rPr>
         <w:sectPr>
@@ -24,8 +26,9 @@
           <w:sz w:val="56"/>
           <w:szCs w:val="56"/>
           <w:rtl/>
+          <w:lang w:bidi="ar-SY"/>
         </w:rPr>
-        <w:t>مهسهس</w:t>
+        <w:t xml:space="preserve">سائل جلي </w:t>
       </w:r>
       <w:r>
         <w:rPr>
@@ -39,11 +42,13 @@
       </w:r>
       <w:r>
         <w:rPr>
+          <w:rFonts w:asciiTheme="majorHAnsi" w:hAnsiTheme="majorHAnsi" w:cstheme="majorHAnsi" w:hint="cs"/>
           <w:sz w:val="56"/>
           <w:szCs w:val="56"/>
+          <w:rtl/>
           <w:lang w:bidi="ar-SY"/>
         </w:rPr>
-        <w:t>18000</w:t>
+        <w:t>شفاف</w:t>
       </w:r>
     </w:p>
     <w:p>

--- a/label_template_5x3_5cm.docx
+++ b/label_template_5x3_5cm.docx
@@ -8,8 +8,8 @@
         <w:jc w:val="center"/>
         <w:rPr>
           <w:rFonts w:hint="cs"/>
-          <w:sz w:val="56"/>
-          <w:szCs w:val="56"/>
+          <w:sz w:val="40"/>
+          <w:szCs w:val="40"/>
           <w:rtl/>
           <w:lang w:bidi="ar-SY"/>
         </w:rPr>
@@ -23,18 +23,46 @@
       <w:r>
         <w:rPr>
           <w:rFonts w:asciiTheme="majorHAnsi" w:hAnsiTheme="majorHAnsi" w:cstheme="majorHAnsi" w:hint="cs"/>
-          <w:sz w:val="56"/>
-          <w:szCs w:val="56"/>
+          <w:b/>
+          <w:bCs/>
+          <w:sz w:val="28"/>
+          <w:szCs w:val="28"/>
           <w:rtl/>
           <w:lang w:bidi="ar-SY"/>
         </w:rPr>
-        <w:t xml:space="preserve">سائل جلي </w:t>
+        <w:t xml:space="preserve">مؤسسة </w:t>
+      </w:r>
+      <w:proofErr w:type="spellStart"/>
+      <w:r>
+        <w:rPr>
+          <w:rFonts w:asciiTheme="majorHAnsi" w:hAnsiTheme="majorHAnsi" w:cstheme="majorHAnsi" w:hint="cs"/>
+          <w:b/>
+          <w:bCs/>
+          <w:sz w:val="28"/>
+          <w:szCs w:val="28"/>
+          <w:rtl/>
+          <w:lang w:bidi="ar-SY"/>
+        </w:rPr>
+        <w:t>جينتل</w:t>
+      </w:r>
+      <w:proofErr w:type="spellEnd"/>
+      <w:r>
+        <w:rPr>
+          <w:rFonts w:asciiTheme="majorHAnsi" w:hAnsiTheme="majorHAnsi" w:cstheme="majorHAnsi" w:hint="cs"/>
+          <w:b/>
+          <w:bCs/>
+          <w:sz w:val="28"/>
+          <w:szCs w:val="28"/>
+          <w:rtl/>
+          <w:lang w:bidi="ar-SY"/>
+        </w:rPr>
+        <w:t xml:space="preserve"> للمنظفات</w:t>
       </w:r>
       <w:r>
         <w:rPr>
           <w:rFonts w:asciiTheme="majorHAnsi" w:hAnsiTheme="majorHAnsi" w:cstheme="majorHAnsi"/>
-          <w:sz w:val="56"/>
-          <w:szCs w:val="56"/>
+          <w:sz w:val="40"/>
+          <w:szCs w:val="40"/>
           <w:rtl/>
           <w:lang w:bidi="ar-SY"/>
         </w:rPr>
@@ -43,12 +71,22 @@
       <w:r>
         <w:rPr>
           <w:rFonts w:asciiTheme="majorHAnsi" w:hAnsiTheme="majorHAnsi" w:cstheme="majorHAnsi" w:hint="cs"/>
-          <w:sz w:val="56"/>
-          <w:szCs w:val="56"/>
+          <w:sz w:val="40"/>
+          <w:szCs w:val="40"/>
           <w:rtl/>
           <w:lang w:bidi="ar-SY"/>
         </w:rPr>
-        <w:t>شفاف</w:t>
+        <w:t xml:space="preserve">كلور مسابح        </w:t>
+      </w:r>
+      <w:r>
+        <w:rPr>
+          <w:rFonts w:asciiTheme="majorHAnsi" w:hAnsiTheme="majorHAnsi" w:cstheme="majorHAnsi" w:hint="cs"/>
+          <w:sz w:val="36"/>
+          <w:szCs w:val="36"/>
+          <w:rtl/>
+          <w:lang w:bidi="ar-SY"/>
+        </w:rPr>
+        <w:t>وزن 25كغ صافي</w:t>
       </w:r>
     </w:p>
     <w:p>

--- a/label_template_5x3_5cm.docx
+++ b/label_template_5x3_5cm.docx
@@ -7,10 +7,8 @@
         <w:pStyle w:val="a7"/>
         <w:jc w:val="center"/>
         <w:rPr>
-          <w:rFonts w:hint="cs"/>
-          <w:sz w:val="40"/>
-          <w:szCs w:val="40"/>
-          <w:rtl/>
+          <w:sz w:val="56"/>
+          <w:szCs w:val="56"/>
           <w:lang w:bidi="ar-SY"/>
         </w:rPr>
         <w:sectPr>
@@ -25,44 +23,20 @@
           <w:rFonts w:asciiTheme="majorHAnsi" w:hAnsiTheme="majorHAnsi" w:cstheme="majorHAnsi" w:hint="cs"/>
           <w:b/>
           <w:bCs/>
-          <w:sz w:val="28"/>
-          <w:szCs w:val="28"/>
+          <w:sz w:val="56"/>
+          <w:szCs w:val="56"/>
           <w:rtl/>
           <w:lang w:bidi="ar-SY"/>
         </w:rPr>
-        <w:t xml:space="preserve">مؤسسة </w:t>
-      </w:r>
-      <w:proofErr w:type="spellStart"/>
-      <w:r>
-        <w:rPr>
-          <w:rFonts w:asciiTheme="majorHAnsi" w:hAnsiTheme="majorHAnsi" w:cstheme="majorHAnsi" w:hint="cs"/>
-          <w:b/>
-          <w:bCs/>
-          <w:sz w:val="28"/>
-          <w:szCs w:val="28"/>
-          <w:rtl/>
-          <w:lang w:bidi="ar-SY"/>
-        </w:rPr>
-        <w:t>جينتل</w:t>
-      </w:r>
-      <w:proofErr w:type="spellEnd"/>
-      <w:r>
-        <w:rPr>
-          <w:rFonts w:asciiTheme="majorHAnsi" w:hAnsiTheme="majorHAnsi" w:cstheme="majorHAnsi" w:hint="cs"/>
-          <w:b/>
-          <w:bCs/>
-          <w:sz w:val="28"/>
-          <w:szCs w:val="28"/>
-          <w:rtl/>
-          <w:lang w:bidi="ar-SY"/>
-        </w:rPr>
-        <w:t xml:space="preserve"> للمنظفات</w:t>
+        <w:t>روح الملح-</w:t>
       </w:r>
       <w:r>
         <w:rPr>
           <w:rFonts w:asciiTheme="majorHAnsi" w:hAnsiTheme="majorHAnsi" w:cstheme="majorHAnsi"/>
-          <w:sz w:val="40"/>
-          <w:szCs w:val="40"/>
+          <w:b/>
+          <w:bCs/>
+          <w:sz w:val="56"/>
+          <w:szCs w:val="56"/>
           <w:rtl/>
           <w:lang w:bidi="ar-SY"/>
         </w:rPr>
@@ -71,22 +45,14 @@
       <w:r>
         <w:rPr>
           <w:rFonts w:asciiTheme="majorHAnsi" w:hAnsiTheme="majorHAnsi" w:cstheme="majorHAnsi" w:hint="cs"/>
-          <w:sz w:val="40"/>
-          <w:szCs w:val="40"/>
+          <w:b/>
+          <w:bCs/>
+          <w:sz w:val="56"/>
+          <w:szCs w:val="56"/>
           <w:rtl/>
           <w:lang w:bidi="ar-SY"/>
         </w:rPr>
-        <w:t xml:space="preserve">كلور مسابح        </w:t>
-      </w:r>
-      <w:r>
-        <w:rPr>
-          <w:rFonts w:asciiTheme="majorHAnsi" w:hAnsiTheme="majorHAnsi" w:cstheme="majorHAnsi" w:hint="cs"/>
-          <w:sz w:val="36"/>
-          <w:szCs w:val="36"/>
-          <w:rtl/>
-          <w:lang w:bidi="ar-SY"/>
-        </w:rPr>
-        <w:t>وزن 25كغ صافي</w:t>
+        <w:t>-اسيد</w:t>
       </w:r>
     </w:p>
     <w:p>
@@ -94,8 +60,9 @@
         <w:jc w:val="center"/>
         <w:rPr>
           <w:rFonts w:asciiTheme="majorHAnsi" w:hAnsiTheme="majorHAnsi" w:cstheme="majorHAnsi"/>
-          <w:sz w:val="96"/>
-          <w:szCs w:val="96"/>
+          <w:sz w:val="56"/>
+          <w:szCs w:val="56"/>
+          <w:rtl/>
           <w:lang w:bidi="ar-SY"/>
         </w:rPr>
         <w:sectPr>
@@ -108,13 +75,23 @@
       <w:r>
         <w:rPr>
           <w:rFonts w:asciiTheme="majorHAnsi" w:hAnsiTheme="majorHAnsi" w:cstheme="majorHAnsi" w:hint="cs"/>
-          <w:sz w:val="96"/>
-          <w:szCs w:val="96"/>
+          <w:sz w:val="56"/>
+          <w:szCs w:val="56"/>
           <w:rtl/>
           <w:lang w:bidi="ar-SY"/>
         </w:rPr>
         <w:lastRenderedPageBreak/>
-        <w:t>شامبو</w:t>
+        <w:t xml:space="preserve">سائل </w:t>
+      </w:r>
+      <w:r>
+        <w:rPr>
+          <w:rFonts w:asciiTheme="majorHAnsi" w:hAnsiTheme="majorHAnsi" w:cstheme="majorHAnsi" w:hint="cs"/>
+          <w:sz w:val="56"/>
+          <w:szCs w:val="56"/>
+          <w:rtl/>
+          <w:lang w:bidi="ar-SY"/>
+        </w:rPr>
+        <w:t>جلي زيتون</w:t>
       </w:r>
     </w:p>
     <w:p>

--- a/label_template_5x3_5cm.docx
+++ b/label_template_5x3_5cm.docx
@@ -7,8 +7,8 @@
         <w:pStyle w:val="a7"/>
         <w:jc w:val="center"/>
         <w:rPr>
-          <w:sz w:val="56"/>
-          <w:szCs w:val="56"/>
+          <w:sz w:val="40"/>
+          <w:szCs w:val="40"/>
           <w:lang w:bidi="ar-SY"/>
         </w:rPr>
         <w:sectPr>
@@ -23,8 +23,8 @@
           <w:rFonts w:asciiTheme="majorHAnsi" w:hAnsiTheme="majorHAnsi" w:cstheme="majorHAnsi" w:hint="cs"/>
           <w:b/>
           <w:bCs/>
-          <w:sz w:val="56"/>
-          <w:szCs w:val="56"/>
+          <w:sz w:val="40"/>
+          <w:szCs w:val="40"/>
           <w:rtl/>
           <w:lang w:bidi="ar-SY"/>
         </w:rPr>
@@ -35,8 +35,8 @@
           <w:rFonts w:asciiTheme="majorHAnsi" w:hAnsiTheme="majorHAnsi" w:cstheme="majorHAnsi"/>
           <w:b/>
           <w:bCs/>
-          <w:sz w:val="56"/>
-          <w:szCs w:val="56"/>
+          <w:sz w:val="40"/>
+          <w:szCs w:val="40"/>
           <w:rtl/>
           <w:lang w:bidi="ar-SY"/>
         </w:rPr>
@@ -47,27 +47,121 @@
           <w:rFonts w:asciiTheme="majorHAnsi" w:hAnsiTheme="majorHAnsi" w:cstheme="majorHAnsi" w:hint="cs"/>
           <w:b/>
           <w:bCs/>
-          <w:sz w:val="56"/>
-          <w:szCs w:val="56"/>
+          <w:sz w:val="40"/>
+          <w:szCs w:val="40"/>
           <w:rtl/>
           <w:lang w:bidi="ar-SY"/>
         </w:rPr>
         <w:t>-اسيد</w:t>
       </w:r>
+      <w:r>
+        <w:rPr>
+          <w:rFonts w:asciiTheme="majorHAnsi" w:hAnsiTheme="majorHAnsi" w:cstheme="majorHAnsi"/>
+          <w:b/>
+          <w:bCs/>
+          <w:sz w:val="40"/>
+          <w:szCs w:val="40"/>
+          <w:rtl/>
+          <w:lang w:bidi="ar-SY"/>
+        </w:rPr>
+        <w:br/>
+      </w:r>
+      <w:r>
+        <w:rPr>
+          <w:rFonts w:asciiTheme="majorHAnsi" w:hAnsiTheme="majorHAnsi" w:cstheme="majorHAnsi" w:hint="cs"/>
+          <w:b/>
+          <w:bCs/>
+          <w:sz w:val="24"/>
+          <w:szCs w:val="24"/>
+          <w:rtl/>
+          <w:lang w:bidi="ar-SY"/>
+        </w:rPr>
+        <w:t>رقم</w:t>
+      </w:r>
+      <w:r>
+        <w:rPr>
+          <w:rFonts w:asciiTheme="majorHAnsi" w:hAnsiTheme="majorHAnsi" w:cstheme="majorHAnsi" w:hint="cs"/>
+          <w:b/>
+          <w:bCs/>
+          <w:sz w:val="24"/>
+          <w:szCs w:val="24"/>
+          <w:rtl/>
+          <w:lang w:bidi="ar-SY"/>
+        </w:rPr>
+        <w:t xml:space="preserve"> هاتف :0991966223</w:t>
+      </w:r>
+      <w:r>
+        <w:rPr>
+          <w:rFonts w:asciiTheme="majorHAnsi" w:hAnsiTheme="majorHAnsi" w:cstheme="majorHAnsi"/>
+          <w:b/>
+          <w:bCs/>
+          <w:sz w:val="24"/>
+          <w:szCs w:val="24"/>
+          <w:rtl/>
+          <w:lang w:bidi="ar-SY"/>
+        </w:rPr>
+        <w:br/>
+      </w:r>
+      <w:r>
+        <w:rPr>
+          <w:rFonts w:asciiTheme="majorHAnsi" w:hAnsiTheme="majorHAnsi" w:cstheme="majorHAnsi" w:hint="cs"/>
+          <w:b/>
+          <w:bCs/>
+          <w:rtl/>
+          <w:lang w:bidi="ar-SY"/>
+        </w:rPr>
+        <w:t xml:space="preserve">رقم هاتف </w:t>
+      </w:r>
+      <w:proofErr w:type="gramStart"/>
+      <w:r>
+        <w:rPr>
+          <w:rFonts w:asciiTheme="majorHAnsi" w:hAnsiTheme="majorHAnsi" w:cstheme="majorHAnsi" w:hint="cs"/>
+          <w:b/>
+          <w:bCs/>
+          <w:rtl/>
+          <w:lang w:bidi="ar-SY"/>
+        </w:rPr>
+        <w:t>واتس :</w:t>
+      </w:r>
+      <w:proofErr w:type="gramEnd"/>
+      <w:r>
+        <w:rPr>
+          <w:rFonts w:asciiTheme="majorHAnsi" w:hAnsiTheme="majorHAnsi" w:cstheme="majorHAnsi" w:hint="cs"/>
+          <w:b/>
+          <w:bCs/>
+          <w:rtl/>
+          <w:lang w:bidi="ar-SY"/>
+        </w:rPr>
+        <w:t xml:space="preserve"> </w:t>
+      </w:r>
+      <w:r>
+        <w:rPr>
+          <w:rFonts w:asciiTheme="majorHAnsi" w:hAnsiTheme="majorHAnsi" w:cstheme="majorHAnsi" w:hint="cs"/>
+          <w:b/>
+          <w:bCs/>
+          <w:sz w:val="24"/>
+          <w:szCs w:val="24"/>
+          <w:rtl/>
+          <w:lang w:bidi="ar-SY"/>
+        </w:rPr>
+        <w:t>0934905579</w:t>
+      </w:r>
     </w:p>
     <w:p>
       <w:pPr>
+        <w:spacing w:after="240"/>
         <w:jc w:val="center"/>
         <w:rPr>
           <w:rFonts w:asciiTheme="majorHAnsi" w:hAnsiTheme="majorHAnsi" w:cstheme="majorHAnsi"/>
-          <w:sz w:val="56"/>
-          <w:szCs w:val="56"/>
-          <w:rtl/>
+          <w:b/>
+          <w:bCs/>
+          <w:sz w:val="48"/>
+          <w:szCs w:val="48"/>
           <w:lang w:bidi="ar-SY"/>
         </w:rPr>
         <w:sectPr>
           <w:pgSz w:w="2880" w:h="1803" w:code="264"/>
-          <w:pgMar w:top="113" w:right="113" w:bottom="113" w:left="113" w:header="720" w:footer="720" w:gutter="0"/>
+          <w:pgMar w:top="0" w:right="113" w:bottom="113" w:left="113" w:header="720" w:footer="720" w:gutter="0"/>
           <w:cols w:space="720"/>
           <w:docGrid w:linePitch="360"/>
         </w:sectPr>
@@ -75,23 +169,39 @@
       <w:r>
         <w:rPr>
           <w:rFonts w:asciiTheme="majorHAnsi" w:hAnsiTheme="majorHAnsi" w:cstheme="majorHAnsi" w:hint="cs"/>
-          <w:sz w:val="56"/>
-          <w:szCs w:val="56"/>
+          <w:b/>
+          <w:bCs/>
+          <w:sz w:val="48"/>
+          <w:szCs w:val="48"/>
           <w:rtl/>
           <w:lang w:bidi="ar-SY"/>
         </w:rPr>
         <w:lastRenderedPageBreak/>
-        <w:t xml:space="preserve">سائل </w:t>
+        <w:t xml:space="preserve">سائل جلي </w:t>
       </w:r>
       <w:r>
         <w:rPr>
           <w:rFonts w:asciiTheme="majorHAnsi" w:hAnsiTheme="majorHAnsi" w:cstheme="majorHAnsi" w:hint="cs"/>
-          <w:sz w:val="56"/>
-          <w:szCs w:val="56"/>
+          <w:b/>
+          <w:bCs/>
+          <w:sz w:val="48"/>
+          <w:szCs w:val="48"/>
           <w:rtl/>
           <w:lang w:bidi="ar-SY"/>
         </w:rPr>
-        <w:t>جلي زيتون</w:t>
+        <w:t>شفاف</w:t>
+      </w:r>
+      <w:r>
+        <w:rPr>
+          <w:rFonts w:asciiTheme="majorHAnsi" w:hAnsiTheme="majorHAnsi" w:cstheme="majorHAnsi" w:hint="cs"/>
+          <w:b/>
+          <w:bCs/>
+          <w:sz w:val="48"/>
+          <w:szCs w:val="48"/>
+          <w:rtl/>
+          <w:lang w:bidi="ar-SY"/>
+        </w:rPr>
+        <w:t xml:space="preserve"> مع عطر</w:t>
       </w:r>
     </w:p>
     <w:p>

--- a/label_template_5x3_5cm.docx
+++ b/label_template_5x3_5cm.docx
@@ -1,6 +1,6 @@
 
 <file path=word/document.xml><?xml version="1.0" encoding="utf-8"?>
-<w:document xmlns:wpc="http://schemas.microsoft.com/office/word/2010/wordprocessingCanvas" xmlns:cx="http://schemas.microsoft.com/office/drawing/2014/chartex" xmlns:cx1="http://schemas.microsoft.com/office/drawing/2015/9/8/chartex" xmlns:cx2="http://schemas.microsoft.com/office/drawing/2015/10/21/chartex" xmlns:cx3="http://schemas.microsoft.com/office/drawing/2016/5/9/chartex" xmlns:cx4="http://schemas.microsoft.com/office/drawing/2016/5/10/chartex" xmlns:cx5="http://schemas.microsoft.com/office/drawing/2016/5/11/chartex" xmlns:cx6="http://schemas.microsoft.com/office/drawing/2016/5/12/chartex" xmlns:cx7="http://schemas.microsoft.com/office/drawing/2016/5/13/chartex" xmlns:cx8="http://schemas.microsoft.com/office/drawing/2016/5/14/chartex" xmlns:mc="http://schemas.openxmlformats.org/markup-compatibility/2006" xmlns:aink="http://schemas.microsoft.com/office/drawing/2016/ink" xmlns:am3d="http://schemas.microsoft.com/office/drawing/2017/model3d" xmlns:o="urn:schemas-microsoft-com:office:office" xmlns:oel="http://schemas.microsoft.com/office/2019/extlst" xmlns:r="http://schemas.openxmlformats.org/officeDocument/2006/relationships" xmlns:m="http://schemas.openxmlformats.org/officeDocument/2006/math" xmlns:v="urn:schemas-microsoft-com:vml" xmlns:wp14="http://schemas.microsoft.com/office/word/2010/wordprocessingDrawing" xmlns:wp="http://schemas.openxmlformats.org/drawingml/2006/wordprocessingDrawing" xmlns:w10="urn:schemas-microsoft-com:office:word" xmlns:w="http://schemas.openxmlformats.org/wordprocessingml/2006/main" xmlns:w14="http://schemas.microsoft.com/office/word/2010/wordml" xmlns:w15="http://schemas.microsoft.com/office/word/2012/wordml" xmlns:w16cex="http://schemas.microsoft.com/office/word/2018/wordml/cex" xmlns:w16cid="http://schemas.microsoft.com/office/word/2016/wordml/cid" xmlns:w16="http://schemas.microsoft.com/office/word/2018/wordml" xmlns:w16du="http://schemas.microsoft.com/office/word/2023/wordml/word16du" xmlns:w16sdtdh="http://schemas.microsoft.com/office/word/2020/wordml/sdtdatahash" xmlns:w16sdtfl="http://schemas.microsoft.com/office/word/2024/wordml/sdtformatlock" xmlns:w16se="http://schemas.microsoft.com/office/word/2015/wordml/symex" xmlns:wpg="http://schemas.microsoft.com/office/word/2010/wordprocessingGroup" xmlns:wpi="http://schemas.microsoft.com/office/word/2010/wordprocessingInk" xmlns:wne="http://schemas.microsoft.com/office/word/2006/wordml" xmlns:wps="http://schemas.microsoft.com/office/word/2010/wordprocessingShape" mc:Ignorable="w14 w15 w16se w16cid w16 w16cex w16sdtdh w16sdtfl w16du wp14">
+<w:document xmlns:wpc="http://schemas.microsoft.com/office/word/2010/wordprocessingCanvas" xmlns:cx="http://schemas.microsoft.com/office/drawing/2014/chartex" xmlns:cx1="http://schemas.microsoft.com/office/drawing/2015/9/8/chartex" xmlns:cx2="http://schemas.microsoft.com/office/drawing/2015/10/21/chartex" xmlns:cx3="http://schemas.microsoft.com/office/drawing/2016/5/9/chartex" xmlns:cx4="http://schemas.microsoft.com/office/drawing/2016/5/10/chartex" xmlns:cx5="http://schemas.microsoft.com/office/drawing/2016/5/11/chartex" xmlns:cx6="http://schemas.microsoft.com/office/drawing/2016/5/12/chartex" xmlns:cx7="http://schemas.microsoft.com/office/drawing/2016/5/13/chartex" xmlns:cx8="http://schemas.microsoft.com/office/drawing/2016/5/14/chartex" xmlns:mc="http://schemas.openxmlformats.org/markup-compatibility/2006" xmlns:aink="http://schemas.microsoft.com/office/drawing/2016/ink" xmlns:am3d="http://schemas.microsoft.com/office/drawing/2017/model3d" xmlns:o="urn:schemas-microsoft-com:office:office" xmlns:oel="http://schemas.microsoft.com/office/2019/extlst" xmlns:r="http://schemas.openxmlformats.org/officeDocument/2006/relationships" xmlns:m="http://schemas.openxmlformats.org/officeDocument/2006/math" xmlns:v="urn:schemas-microsoft-com:vml" xmlns:wp14="http://schemas.microsoft.com/office/word/2010/wordprocessingDrawing" xmlns:wp="http://schemas.openxmlformats.org/drawingml/2006/wordprocessingDrawing" xmlns:w10="urn:schemas-microsoft-com:office:word" xmlns:w="http://schemas.openxmlformats.org/wordprocessingml/2006/main" xmlns:w14="http://schemas.microsoft.com/office/word/2010/wordml" xmlns:w15="http://schemas.microsoft.com/office/word/2012/wordml" xmlns:w16cei="http://schemas.microsoft.com/office/word/2026/wordml/cei" xmlns:w16cex="http://schemas.microsoft.com/office/word/2018/wordml/cex" xmlns:w16cid="http://schemas.microsoft.com/office/word/2016/wordml/cid" xmlns:w16="http://schemas.microsoft.com/office/word/2018/wordml" xmlns:w16du="http://schemas.microsoft.com/office/word/2023/wordml/word16du" xmlns:w16sdtdh="http://schemas.microsoft.com/office/word/2020/wordml/sdtdatahash" xmlns:w16sdtfl="http://schemas.microsoft.com/office/word/2024/wordml/sdtformatlock" xmlns:w16se="http://schemas.microsoft.com/office/word/2015/wordml/symex" xmlns:wpg="http://schemas.microsoft.com/office/word/2010/wordprocessingGroup" xmlns:wpi="http://schemas.microsoft.com/office/word/2010/wordprocessingInk" xmlns:wne="http://schemas.microsoft.com/office/word/2006/wordml" xmlns:wps="http://schemas.microsoft.com/office/word/2010/wordprocessingShape" mc:Ignorable="w14 w15 w16se w16cid w16 w16cex w16sdtdh w16sdtfl w16du wp14">
   <w:body>
     <w:p>
       <w:pPr>
@@ -110,29 +110,7 @@
           <w:rtl/>
           <w:lang w:bidi="ar-SY"/>
         </w:rPr>
-        <w:t xml:space="preserve">رقم هاتف </w:t>
-      </w:r>
-      <w:proofErr w:type="gramStart"/>
-      <w:r>
-        <w:rPr>
-          <w:rFonts w:asciiTheme="majorHAnsi" w:hAnsiTheme="majorHAnsi" w:cstheme="majorHAnsi" w:hint="cs"/>
-          <w:b/>
-          <w:bCs/>
-          <w:rtl/>
-          <w:lang w:bidi="ar-SY"/>
-        </w:rPr>
-        <w:t>واتس :</w:t>
-      </w:r>
-      <w:proofErr w:type="gramEnd"/>
-      <w:r>
-        <w:rPr>
-          <w:rFonts w:asciiTheme="majorHAnsi" w:hAnsiTheme="majorHAnsi" w:cstheme="majorHAnsi" w:hint="cs"/>
-          <w:b/>
-          <w:bCs/>
-          <w:rtl/>
-          <w:lang w:bidi="ar-SY"/>
-        </w:rPr>
-        <w:t xml:space="preserve"> </w:t>
+        <w:t xml:space="preserve">رقم هاتف واتس : </w:t>
       </w:r>
       <w:r>
         <w:rPr>
@@ -149,7 +127,7 @@
     </w:p>
     <w:p>
       <w:pPr>
-        <w:spacing w:after="240"/>
+        <w:spacing w:before="120" w:after="0"/>
         <w:jc w:val="center"/>
         <w:rPr>
           <w:rFonts w:asciiTheme="majorHAnsi" w:hAnsiTheme="majorHAnsi" w:cstheme="majorHAnsi"/>
@@ -171,13 +149,37 @@
           <w:rFonts w:asciiTheme="majorHAnsi" w:hAnsiTheme="majorHAnsi" w:cstheme="majorHAnsi" w:hint="cs"/>
           <w:b/>
           <w:bCs/>
+          <w:sz w:val="40"/>
+          <w:szCs w:val="40"/>
+          <w:rtl/>
+          <w:lang w:bidi="ar-SY"/>
+        </w:rPr>
+        <w:lastRenderedPageBreak/>
+        <w:t>سائل جلي رابع</w:t>
+      </w:r>
+      <w:r>
+        <w:rPr>
+          <w:rFonts w:asciiTheme="majorHAnsi" w:hAnsiTheme="majorHAnsi" w:cstheme="majorHAnsi" w:hint="cs"/>
+          <w:b/>
+          <w:bCs/>
+          <w:sz w:val="40"/>
+          <w:szCs w:val="40"/>
+          <w:rtl/>
+          <w:lang w:bidi="ar-SY"/>
+        </w:rPr>
+        <w:t xml:space="preserve"> فرط</w:t>
+      </w:r>
+      <w:r>
+        <w:rPr>
+          <w:rFonts w:asciiTheme="majorHAnsi" w:hAnsiTheme="majorHAnsi" w:cstheme="majorHAnsi"/>
+          <w:b/>
+          <w:bCs/>
           <w:sz w:val="48"/>
           <w:szCs w:val="48"/>
           <w:rtl/>
           <w:lang w:bidi="ar-SY"/>
         </w:rPr>
-        <w:lastRenderedPageBreak/>
-        <w:t xml:space="preserve">سائل جلي </w:t>
+        <w:br/>
       </w:r>
       <w:r>
         <w:rPr>
@@ -189,7 +191,7 @@
           <w:rtl/>
           <w:lang w:bidi="ar-SY"/>
         </w:rPr>
-        <w:t>شفاف</w:t>
+        <w:t>6000</w:t>
       </w:r>
       <w:r>
         <w:rPr>
@@ -201,7 +203,19 @@
           <w:rtl/>
           <w:lang w:bidi="ar-SY"/>
         </w:rPr>
-        <w:t xml:space="preserve"> مع عطر</w:t>
+        <w:t xml:space="preserve"> </w:t>
+      </w:r>
+      <w:r>
+        <w:rPr>
+          <w:rFonts w:asciiTheme="majorHAnsi" w:hAnsiTheme="majorHAnsi" w:cstheme="majorHAnsi"/>
+          <w:b/>
+          <w:bCs/>
+          <w:sz w:val="48"/>
+          <w:szCs w:val="48"/>
+          <w:rtl/>
+          <w:lang w:bidi="ar-SY"/>
+        </w:rPr>
+        <w:br/>
       </w:r>
     </w:p>
     <w:p>
@@ -352,7 +366,7 @@
 </file>
 
 <file path=word/numbering.xml><?xml version="1.0" encoding="utf-8"?>
-<w:numbering xmlns:wpc="http://schemas.microsoft.com/office/word/2010/wordprocessingCanvas" xmlns:cx="http://schemas.microsoft.com/office/drawing/2014/chartex" xmlns:cx1="http://schemas.microsoft.com/office/drawing/2015/9/8/chartex" xmlns:cx2="http://schemas.microsoft.com/office/drawing/2015/10/21/chartex" xmlns:cx3="http://schemas.microsoft.com/office/drawing/2016/5/9/chartex" xmlns:cx4="http://schemas.microsoft.com/office/drawing/2016/5/10/chartex" xmlns:cx5="http://schemas.microsoft.com/office/drawing/2016/5/11/chartex" xmlns:cx6="http://schemas.microsoft.com/office/drawing/2016/5/12/chartex" xmlns:cx7="http://schemas.microsoft.com/office/drawing/2016/5/13/chartex" xmlns:cx8="http://schemas.microsoft.com/office/drawing/2016/5/14/chartex" xmlns:mc="http://schemas.openxmlformats.org/markup-compatibility/2006" xmlns:aink="http://schemas.microsoft.com/office/drawing/2016/ink" xmlns:am3d="http://schemas.microsoft.com/office/drawing/2017/model3d" xmlns:o="urn:schemas-microsoft-com:office:office" xmlns:oel="http://schemas.microsoft.com/office/2019/extlst" xmlns:r="http://schemas.openxmlformats.org/officeDocument/2006/relationships" xmlns:m="http://schemas.openxmlformats.org/officeDocument/2006/math" xmlns:v="urn:schemas-microsoft-com:vml" xmlns:wp14="http://schemas.microsoft.com/office/word/2010/wordprocessingDrawing" xmlns:wp="http://schemas.openxmlformats.org/drawingml/2006/wordprocessingDrawing" xmlns:w10="urn:schemas-microsoft-com:office:word" xmlns:w="http://schemas.openxmlformats.org/wordprocessingml/2006/main" xmlns:w14="http://schemas.microsoft.com/office/word/2010/wordml" xmlns:w15="http://schemas.microsoft.com/office/word/2012/wordml" xmlns:w16cex="http://schemas.microsoft.com/office/word/2018/wordml/cex" xmlns:w16cid="http://schemas.microsoft.com/office/word/2016/wordml/cid" xmlns:w16="http://schemas.microsoft.com/office/word/2018/wordml" xmlns:w16du="http://schemas.microsoft.com/office/word/2023/wordml/word16du" xmlns:w16sdtdh="http://schemas.microsoft.com/office/word/2020/wordml/sdtdatahash" xmlns:w16sdtfl="http://schemas.microsoft.com/office/word/2024/wordml/sdtformatlock" xmlns:w16se="http://schemas.microsoft.com/office/word/2015/wordml/symex" xmlns:wpg="http://schemas.microsoft.com/office/word/2010/wordprocessingGroup" xmlns:wpi="http://schemas.microsoft.com/office/word/2010/wordprocessingInk" xmlns:wne="http://schemas.microsoft.com/office/word/2006/wordml" xmlns:wps="http://schemas.microsoft.com/office/word/2010/wordprocessingShape" mc:Ignorable="w14 w15 w16se w16cid w16 w16cex w16sdtdh w16sdtfl w16du wp14">
+<w:numbering xmlns:wpc="http://schemas.microsoft.com/office/word/2010/wordprocessingCanvas" xmlns:cx="http://schemas.microsoft.com/office/drawing/2014/chartex" xmlns:cx1="http://schemas.microsoft.com/office/drawing/2015/9/8/chartex" xmlns:cx2="http://schemas.microsoft.com/office/drawing/2015/10/21/chartex" xmlns:cx3="http://schemas.microsoft.com/office/drawing/2016/5/9/chartex" xmlns:cx4="http://schemas.microsoft.com/office/drawing/2016/5/10/chartex" xmlns:cx5="http://schemas.microsoft.com/office/drawing/2016/5/11/chartex" xmlns:cx6="http://schemas.microsoft.com/office/drawing/2016/5/12/chartex" xmlns:cx7="http://schemas.microsoft.com/office/drawing/2016/5/13/chartex" xmlns:cx8="http://schemas.microsoft.com/office/drawing/2016/5/14/chartex" xmlns:mc="http://schemas.openxmlformats.org/markup-compatibility/2006" xmlns:aink="http://schemas.microsoft.com/office/drawing/2016/ink" xmlns:am3d="http://schemas.microsoft.com/office/drawing/2017/model3d" xmlns:o="urn:schemas-microsoft-com:office:office" xmlns:oel="http://schemas.microsoft.com/office/2019/extlst" xmlns:r="http://schemas.openxmlformats.org/officeDocument/2006/relationships" xmlns:m="http://schemas.openxmlformats.org/officeDocument/2006/math" xmlns:v="urn:schemas-microsoft-com:vml" xmlns:wp14="http://schemas.microsoft.com/office/word/2010/wordprocessingDrawing" xmlns:wp="http://schemas.openxmlformats.org/drawingml/2006/wordprocessingDrawing" xmlns:w10="urn:schemas-microsoft-com:office:word" xmlns:w="http://schemas.openxmlformats.org/wordprocessingml/2006/main" xmlns:w14="http://schemas.microsoft.com/office/word/2010/wordml" xmlns:w15="http://schemas.microsoft.com/office/word/2012/wordml" xmlns:w16cei="http://schemas.microsoft.com/office/word/2026/wordml/cei" xmlns:w16cex="http://schemas.microsoft.com/office/word/2018/wordml/cex" xmlns:w16cid="http://schemas.microsoft.com/office/word/2016/wordml/cid" xmlns:w16="http://schemas.microsoft.com/office/word/2018/wordml" xmlns:w16du="http://schemas.microsoft.com/office/word/2023/wordml/word16du" xmlns:w16sdtdh="http://schemas.microsoft.com/office/word/2020/wordml/sdtdatahash" xmlns:w16sdtfl="http://schemas.microsoft.com/office/word/2024/wordml/sdtformatlock" xmlns:w16se="http://schemas.microsoft.com/office/word/2015/wordml/symex" xmlns:wpg="http://schemas.microsoft.com/office/word/2010/wordprocessingGroup" xmlns:wpi="http://schemas.microsoft.com/office/word/2010/wordprocessingInk" xmlns:wne="http://schemas.microsoft.com/office/word/2006/wordml" xmlns:wps="http://schemas.microsoft.com/office/word/2010/wordprocessingShape" mc:Ignorable="w14 w15 w16se w16cid w16 w16cex w16sdtdh w16sdtfl w16du wp14">
   <w:abstractNum w:abstractNumId="0" w15:restartNumberingAfterBreak="0">
     <w:nsid w:val="FFFFFF7C"/>
     <w:multiLevelType w:val="singleLevel"/>

--- a/label_template_5x3_5cm.docx
+++ b/label_template_5x3_5cm.docx
@@ -110,7 +110,29 @@
           <w:rtl/>
           <w:lang w:bidi="ar-SY"/>
         </w:rPr>
-        <w:t xml:space="preserve">رقم هاتف واتس : </w:t>
+        <w:t xml:space="preserve">رقم هاتف </w:t>
+      </w:r>
+      <w:proofErr w:type="gramStart"/>
+      <w:r>
+        <w:rPr>
+          <w:rFonts w:asciiTheme="majorHAnsi" w:hAnsiTheme="majorHAnsi" w:cstheme="majorHAnsi" w:hint="cs"/>
+          <w:b/>
+          <w:bCs/>
+          <w:rtl/>
+          <w:lang w:bidi="ar-SY"/>
+        </w:rPr>
+        <w:t>واتس :</w:t>
+      </w:r>
+      <w:proofErr w:type="gramEnd"/>
+      <w:r>
+        <w:rPr>
+          <w:rFonts w:asciiTheme="majorHAnsi" w:hAnsiTheme="majorHAnsi" w:cstheme="majorHAnsi" w:hint="cs"/>
+          <w:b/>
+          <w:bCs/>
+          <w:rtl/>
+          <w:lang w:bidi="ar-SY"/>
+        </w:rPr>
+        <w:t xml:space="preserve"> </w:t>
       </w:r>
       <w:r>
         <w:rPr>
@@ -127,14 +149,14 @@
     </w:p>
     <w:p>
       <w:pPr>
-        <w:spacing w:before="120" w:after="0"/>
+        <w:spacing w:before="240" w:after="0"/>
         <w:jc w:val="center"/>
         <w:rPr>
           <w:rFonts w:asciiTheme="majorHAnsi" w:hAnsiTheme="majorHAnsi" w:cstheme="majorHAnsi"/>
           <w:b/>
           <w:bCs/>
-          <w:sz w:val="48"/>
-          <w:szCs w:val="48"/>
+          <w:sz w:val="56"/>
+          <w:szCs w:val="56"/>
           <w:lang w:bidi="ar-SY"/>
         </w:rPr>
         <w:sectPr>
@@ -149,79 +171,31 @@
           <w:rFonts w:asciiTheme="majorHAnsi" w:hAnsiTheme="majorHAnsi" w:cstheme="majorHAnsi" w:hint="cs"/>
           <w:b/>
           <w:bCs/>
-          <w:sz w:val="40"/>
-          <w:szCs w:val="40"/>
+          <w:sz w:val="56"/>
+          <w:szCs w:val="56"/>
           <w:rtl/>
           <w:lang w:bidi="ar-SY"/>
         </w:rPr>
         <w:lastRenderedPageBreak/>
-        <w:t>سائل جلي رابع</w:t>
+        <w:t xml:space="preserve">شامبو </w:t>
       </w:r>
       <w:r>
         <w:rPr>
           <w:rFonts w:asciiTheme="majorHAnsi" w:hAnsiTheme="majorHAnsi" w:cstheme="majorHAnsi" w:hint="cs"/>
           <w:b/>
           <w:bCs/>
-          <w:sz w:val="40"/>
-          <w:szCs w:val="40"/>
+          <w:sz w:val="56"/>
+          <w:szCs w:val="56"/>
           <w:rtl/>
           <w:lang w:bidi="ar-SY"/>
         </w:rPr>
-        <w:t xml:space="preserve"> فرط</w:t>
-      </w:r>
-      <w:r>
-        <w:rPr>
-          <w:rFonts w:asciiTheme="majorHAnsi" w:hAnsiTheme="majorHAnsi" w:cstheme="majorHAnsi"/>
-          <w:b/>
-          <w:bCs/>
-          <w:sz w:val="48"/>
-          <w:szCs w:val="48"/>
-          <w:rtl/>
-          <w:lang w:bidi="ar-SY"/>
-        </w:rPr>
-        <w:br/>
-      </w:r>
-      <w:r>
-        <w:rPr>
-          <w:rFonts w:asciiTheme="majorHAnsi" w:hAnsiTheme="majorHAnsi" w:cstheme="majorHAnsi" w:hint="cs"/>
-          <w:b/>
-          <w:bCs/>
-          <w:sz w:val="48"/>
-          <w:szCs w:val="48"/>
-          <w:rtl/>
-          <w:lang w:bidi="ar-SY"/>
-        </w:rPr>
-        <w:t>6000</w:t>
-      </w:r>
-      <w:r>
-        <w:rPr>
-          <w:rFonts w:asciiTheme="majorHAnsi" w:hAnsiTheme="majorHAnsi" w:cstheme="majorHAnsi" w:hint="cs"/>
-          <w:b/>
-          <w:bCs/>
-          <w:sz w:val="48"/>
-          <w:szCs w:val="48"/>
-          <w:rtl/>
-          <w:lang w:bidi="ar-SY"/>
-        </w:rPr>
-        <w:t xml:space="preserve"> </w:t>
-      </w:r>
-      <w:r>
-        <w:rPr>
-          <w:rFonts w:asciiTheme="majorHAnsi" w:hAnsiTheme="majorHAnsi" w:cstheme="majorHAnsi"/>
-          <w:b/>
-          <w:bCs/>
-          <w:sz w:val="48"/>
-          <w:szCs w:val="48"/>
-          <w:rtl/>
-          <w:lang w:bidi="ar-SY"/>
-        </w:rPr>
-        <w:br/>
+        <w:t>عسل</w:t>
       </w:r>
     </w:p>
     <w:p>
       <w:pPr>
         <w:bidi/>
-        <w:spacing w:before="120" w:after="0"/>
+        <w:spacing w:after="0"/>
         <w:jc w:val="center"/>
         <w:rPr>
           <w:rFonts w:asciiTheme="majorHAnsi" w:hAnsiTheme="majorHAnsi" w:cstheme="majorHAnsi"/>
@@ -290,7 +264,7 @@
           <w:rtl/>
           <w:lang w:bidi="ar-SY"/>
         </w:rPr>
-        <w:t>معطر مغاسل</w:t>
+        <w:t xml:space="preserve">سائل جلي </w:t>
       </w:r>
       <w:r>
         <w:rPr>
@@ -302,19 +276,31 @@
           <w:rtl/>
           <w:lang w:bidi="ar-SY"/>
         </w:rPr>
-        <w:t xml:space="preserve"> </w:t>
+        <w:t>فريز</w:t>
+      </w:r>
+      <w:r>
+        <w:rPr>
+          <w:rFonts w:asciiTheme="majorHAnsi" w:hAnsiTheme="majorHAnsi" w:cstheme="majorHAnsi"/>
+          <w:b/>
+          <w:bCs/>
+          <w:sz w:val="44"/>
+          <w:szCs w:val="44"/>
+          <w:rtl/>
+          <w:lang w:bidi="ar-SY"/>
+        </w:rPr>
+        <w:br/>
       </w:r>
       <w:r>
         <w:rPr>
           <w:rFonts w:asciiTheme="majorHAnsi" w:hAnsiTheme="majorHAnsi" w:cstheme="majorHAnsi" w:hint="cs"/>
           <w:b/>
           <w:bCs/>
-          <w:sz w:val="40"/>
-          <w:szCs w:val="40"/>
+          <w:sz w:val="20"/>
+          <w:szCs w:val="20"/>
           <w:rtl/>
           <w:lang w:bidi="ar-SY"/>
         </w:rPr>
-        <w:t>ابيض</w:t>
+        <w:t>1 لتر</w:t>
       </w:r>
     </w:p>
     <w:p>

--- a/label_template_5x3_5cm.docx
+++ b/label_template_5x3_5cm.docx
@@ -149,14 +149,14 @@
     </w:p>
     <w:p>
       <w:pPr>
-        <w:spacing w:before="240" w:after="0"/>
+        <w:spacing w:after="0"/>
         <w:jc w:val="center"/>
         <w:rPr>
           <w:rFonts w:asciiTheme="majorHAnsi" w:hAnsiTheme="majorHAnsi" w:cstheme="majorHAnsi"/>
           <w:b/>
           <w:bCs/>
-          <w:sz w:val="56"/>
-          <w:szCs w:val="56"/>
+          <w:sz w:val="52"/>
+          <w:szCs w:val="52"/>
           <w:lang w:bidi="ar-SY"/>
         </w:rPr>
         <w:sectPr>
@@ -171,25 +171,13 @@
           <w:rFonts w:asciiTheme="majorHAnsi" w:hAnsiTheme="majorHAnsi" w:cstheme="majorHAnsi" w:hint="cs"/>
           <w:b/>
           <w:bCs/>
-          <w:sz w:val="56"/>
-          <w:szCs w:val="56"/>
+          <w:sz w:val="52"/>
+          <w:szCs w:val="52"/>
           <w:rtl/>
           <w:lang w:bidi="ar-SY"/>
         </w:rPr>
         <w:lastRenderedPageBreak/>
-        <w:t xml:space="preserve">شامبو </w:t>
-      </w:r>
-      <w:r>
-        <w:rPr>
-          <w:rFonts w:asciiTheme="majorHAnsi" w:hAnsiTheme="majorHAnsi" w:cstheme="majorHAnsi" w:hint="cs"/>
-          <w:b/>
-          <w:bCs/>
-          <w:sz w:val="56"/>
-          <w:szCs w:val="56"/>
-          <w:rtl/>
-          <w:lang w:bidi="ar-SY"/>
-        </w:rPr>
-        <w:t>عسل</w:t>
+        <w:t>سائل جلي زيتون</w:t>
       </w:r>
     </w:p>
     <w:p>

--- a/label_template_5x3_5cm.docx
+++ b/label_template_5x3_5cm.docx
@@ -4,11 +4,13 @@
   <w:body>
     <w:p>
       <w:pPr>
-        <w:pStyle w:val="a7"/>
+        <w:bidi/>
+        <w:spacing w:after="0"/>
         <w:jc w:val="center"/>
         <w:rPr>
-          <w:sz w:val="40"/>
-          <w:szCs w:val="40"/>
+          <w:rFonts w:asciiTheme="majorHAnsi" w:hAnsiTheme="majorHAnsi" w:cstheme="majorHAnsi"/>
+          <w:sz w:val="24"/>
+          <w:szCs w:val="24"/>
           <w:lang w:bidi="ar-SY"/>
         </w:rPr>
         <w:sectPr>
@@ -20,15 +22,41 @@
       </w:pPr>
       <w:r>
         <w:rPr>
-          <w:rFonts w:asciiTheme="majorHAnsi" w:hAnsiTheme="majorHAnsi" w:cstheme="majorHAnsi" w:hint="cs"/>
+          <w:rFonts w:asciiTheme="majorHAnsi" w:hAnsiTheme="majorHAnsi" w:cstheme="majorHAnsi"/>
           <w:b/>
           <w:bCs/>
-          <w:sz w:val="40"/>
-          <w:szCs w:val="40"/>
+          <w:sz w:val="24"/>
+          <w:szCs w:val="24"/>
           <w:rtl/>
           <w:lang w:bidi="ar-SY"/>
         </w:rPr>
-        <w:t>روح الملح-</w:t>
+        <w:t xml:space="preserve">مؤسسة </w:t>
+      </w:r>
+      <w:proofErr w:type="spellStart"/>
+      <w:r>
+        <w:rPr>
+          <w:rFonts w:asciiTheme="majorHAnsi" w:hAnsiTheme="majorHAnsi" w:cstheme="majorHAnsi"/>
+          <w:b/>
+          <w:bCs/>
+          <w:sz w:val="24"/>
+          <w:szCs w:val="24"/>
+          <w:rtl/>
+          <w:lang w:bidi="ar-SY"/>
+        </w:rPr>
+        <w:t>جينتل</w:t>
+      </w:r>
+      <w:proofErr w:type="spellEnd"/>
+      <w:r>
+        <w:rPr>
+          <w:rFonts w:asciiTheme="majorHAnsi" w:hAnsiTheme="majorHAnsi" w:cstheme="majorHAnsi"/>
+          <w:b/>
+          <w:bCs/>
+          <w:sz w:val="24"/>
+          <w:szCs w:val="24"/>
+          <w:rtl/>
+          <w:lang w:bidi="ar-SY"/>
+        </w:rPr>
+        <w:t xml:space="preserve"> للمنظفات</w:t>
       </w:r>
       <w:r>
         <w:rPr>
@@ -52,7 +80,53 @@
           <w:rtl/>
           <w:lang w:bidi="ar-SY"/>
         </w:rPr>
-        <w:t>-اسيد</w:t>
+        <w:t>روح الملح</w:t>
+      </w:r>
+      <w:r>
+        <w:rPr>
+          <w:rFonts w:asciiTheme="majorHAnsi" w:hAnsiTheme="majorHAnsi" w:cstheme="majorHAnsi"/>
+          <w:b/>
+          <w:bCs/>
+          <w:sz w:val="40"/>
+          <w:szCs w:val="40"/>
+          <w:rtl/>
+          <w:lang w:bidi="ar-SY"/>
+        </w:rPr>
+        <w:br/>
+      </w:r>
+      <w:proofErr w:type="gramStart"/>
+      <w:r>
+        <w:rPr>
+          <w:rFonts w:asciiTheme="majorHAnsi" w:hAnsiTheme="majorHAnsi" w:cstheme="majorHAnsi" w:hint="cs"/>
+          <w:sz w:val="24"/>
+          <w:szCs w:val="24"/>
+          <w:rtl/>
+          <w:lang w:bidi="ar-SY"/>
+        </w:rPr>
+        <w:t>الوزن :</w:t>
+      </w:r>
+      <w:proofErr w:type="gramEnd"/>
+      <w:r>
+        <w:rPr>
+          <w:rFonts w:asciiTheme="majorHAnsi" w:hAnsiTheme="majorHAnsi" w:cstheme="majorHAnsi" w:hint="cs"/>
+          <w:sz w:val="24"/>
+          <w:szCs w:val="24"/>
+          <w:rtl/>
+          <w:lang w:bidi="ar-SY"/>
+        </w:rPr>
+        <w:t xml:space="preserve"> 25 كغ</w:t>
+      </w:r>
+      <w:r>
+        <w:rPr>
+          <w:rFonts w:asciiTheme="majorHAnsi" w:hAnsiTheme="majorHAnsi" w:cstheme="majorHAnsi"/>
+          <w:b/>
+          <w:bCs/>
+          <w:sz w:val="40"/>
+          <w:szCs w:val="40"/>
+          <w:rtl/>
+          <w:lang w:bidi="ar-SY"/>
+        </w:rPr>
+        <w:t xml:space="preserve"> </w:t>
       </w:r>
       <w:r>
         <w:rPr>
@@ -102,50 +176,6 @@
         </w:rPr>
         <w:br/>
       </w:r>
-      <w:r>
-        <w:rPr>
-          <w:rFonts w:asciiTheme="majorHAnsi" w:hAnsiTheme="majorHAnsi" w:cstheme="majorHAnsi" w:hint="cs"/>
-          <w:b/>
-          <w:bCs/>
-          <w:rtl/>
-          <w:lang w:bidi="ar-SY"/>
-        </w:rPr>
-        <w:t xml:space="preserve">رقم هاتف </w:t>
-      </w:r>
-      <w:proofErr w:type="gramStart"/>
-      <w:r>
-        <w:rPr>
-          <w:rFonts w:asciiTheme="majorHAnsi" w:hAnsiTheme="majorHAnsi" w:cstheme="majorHAnsi" w:hint="cs"/>
-          <w:b/>
-          <w:bCs/>
-          <w:rtl/>
-          <w:lang w:bidi="ar-SY"/>
-        </w:rPr>
-        <w:t>واتس :</w:t>
-      </w:r>
-      <w:proofErr w:type="gramEnd"/>
-      <w:r>
-        <w:rPr>
-          <w:rFonts w:asciiTheme="majorHAnsi" w:hAnsiTheme="majorHAnsi" w:cstheme="majorHAnsi" w:hint="cs"/>
-          <w:b/>
-          <w:bCs/>
-          <w:rtl/>
-          <w:lang w:bidi="ar-SY"/>
-        </w:rPr>
-        <w:t xml:space="preserve"> </w:t>
-      </w:r>
-      <w:r>
-        <w:rPr>
-          <w:rFonts w:asciiTheme="majorHAnsi" w:hAnsiTheme="majorHAnsi" w:cstheme="majorHAnsi" w:hint="cs"/>
-          <w:b/>
-          <w:bCs/>
-          <w:sz w:val="24"/>
-          <w:szCs w:val="24"/>
-          <w:rtl/>
-          <w:lang w:bidi="ar-SY"/>
-        </w:rPr>
-        <w:t>0934905579</w:t>
-      </w:r>
     </w:p>
     <w:p>
       <w:pPr>
@@ -157,6 +187,7 @@
           <w:bCs/>
           <w:sz w:val="52"/>
           <w:szCs w:val="52"/>
+          <w:rtl/>
           <w:lang w:bidi="ar-SY"/>
         </w:rPr>
         <w:sectPr>
@@ -177,7 +208,31 @@
           <w:lang w:bidi="ar-SY"/>
         </w:rPr>
         <w:lastRenderedPageBreak/>
-        <w:t>سائل جلي زيتون</w:t>
+        <w:t>معطر</w:t>
+      </w:r>
+      <w:r>
+        <w:rPr>
+          <w:rFonts w:asciiTheme="majorHAnsi" w:hAnsiTheme="majorHAnsi" w:cstheme="majorHAnsi"/>
+          <w:b/>
+          <w:bCs/>
+          <w:sz w:val="52"/>
+          <w:szCs w:val="52"/>
+          <w:rtl/>
+          <w:lang w:bidi="ar-SY"/>
+        </w:rPr>
+        <w:br/>
+      </w:r>
+      <w:r>
+        <w:rPr>
+          <w:rFonts w:asciiTheme="majorHAnsi" w:hAnsiTheme="majorHAnsi" w:cstheme="majorHAnsi" w:hint="cs"/>
+          <w:b/>
+          <w:bCs/>
+          <w:sz w:val="52"/>
+          <w:szCs w:val="52"/>
+          <w:rtl/>
+          <w:lang w:bidi="ar-SY"/>
+        </w:rPr>
+        <w:t xml:space="preserve"> ياسمين</w:t>
       </w:r>
     </w:p>
     <w:p>
@@ -931,7 +986,7 @@
   <w:style w:type="paragraph" w:default="1" w:styleId="a1">
     <w:name w:val="Normal"/>
     <w:qFormat/>
-    <w:rsid w:val="00FC693F"/>
+    <w:rsid w:val="005A47D6"/>
   </w:style>
   <w:style w:type="paragraph" w:styleId="1">
     <w:name w:val="heading 1"/>

--- a/label_template_5x3_5cm.docx
+++ b/label_template_5x3_5cm.docx
@@ -208,31 +208,7 @@
           <w:lang w:bidi="ar-SY"/>
         </w:rPr>
         <w:lastRenderedPageBreak/>
-        <w:t>معطر</w:t>
-      </w:r>
-      <w:r>
-        <w:rPr>
-          <w:rFonts w:asciiTheme="majorHAnsi" w:hAnsiTheme="majorHAnsi" w:cstheme="majorHAnsi"/>
-          <w:b/>
-          <w:bCs/>
-          <w:sz w:val="52"/>
-          <w:szCs w:val="52"/>
-          <w:rtl/>
-          <w:lang w:bidi="ar-SY"/>
-        </w:rPr>
-        <w:br/>
-      </w:r>
-      <w:r>
-        <w:rPr>
-          <w:rFonts w:asciiTheme="majorHAnsi" w:hAnsiTheme="majorHAnsi" w:cstheme="majorHAnsi" w:hint="cs"/>
-          <w:b/>
-          <w:bCs/>
-          <w:sz w:val="52"/>
-          <w:szCs w:val="52"/>
-          <w:rtl/>
-          <w:lang w:bidi="ar-SY"/>
-        </w:rPr>
-        <w:t xml:space="preserve"> ياسمين</w:t>
+        <w:t>سائل جلي شفاف</w:t>
       </w:r>
     </w:p>
     <w:p>

--- a/label_template_5x3_5cm.docx
+++ b/label_template_5x3_5cm.docx
@@ -1,7 +1,213 @@
 
 <file path=word/document.xml><?xml version="1.0" encoding="utf-8"?>
-<w:document xmlns:wpc="http://schemas.microsoft.com/office/word/2010/wordprocessingCanvas" xmlns:cx="http://schemas.microsoft.com/office/drawing/2014/chartex" xmlns:cx1="http://schemas.microsoft.com/office/drawing/2015/9/8/chartex" xmlns:cx2="http://schemas.microsoft.com/office/drawing/2015/10/21/chartex" xmlns:cx3="http://schemas.microsoft.com/office/drawing/2016/5/9/chartex" xmlns:cx4="http://schemas.microsoft.com/office/drawing/2016/5/10/chartex" xmlns:cx5="http://schemas.microsoft.com/office/drawing/2016/5/11/chartex" xmlns:cx6="http://schemas.microsoft.com/office/drawing/2016/5/12/chartex" xmlns:cx7="http://schemas.microsoft.com/office/drawing/2016/5/13/chartex" xmlns:cx8="http://schemas.microsoft.com/office/drawing/2016/5/14/chartex" xmlns:mc="http://schemas.openxmlformats.org/markup-compatibility/2006" xmlns:aink="http://schemas.microsoft.com/office/drawing/2016/ink" xmlns:am3d="http://schemas.microsoft.com/office/drawing/2017/model3d" xmlns:o="urn:schemas-microsoft-com:office:office" xmlns:oel="http://schemas.microsoft.com/office/2019/extlst" xmlns:r="http://schemas.openxmlformats.org/officeDocument/2006/relationships" xmlns:m="http://schemas.openxmlformats.org/officeDocument/2006/math" xmlns:v="urn:schemas-microsoft-com:vml" xmlns:wp14="http://schemas.microsoft.com/office/word/2010/wordprocessingDrawing" xmlns:wp="http://schemas.openxmlformats.org/drawingml/2006/wordprocessingDrawing" xmlns:w10="urn:schemas-microsoft-com:office:word" xmlns:w="http://schemas.openxmlformats.org/wordprocessingml/2006/main" xmlns:w14="http://schemas.microsoft.com/office/word/2010/wordml" xmlns:w15="http://schemas.microsoft.com/office/word/2012/wordml" xmlns:w16cei="http://schemas.microsoft.com/office/word/2026/wordml/cei" xmlns:w16cex="http://schemas.microsoft.com/office/word/2018/wordml/cex" xmlns:w16cid="http://schemas.microsoft.com/office/word/2016/wordml/cid" xmlns:w16="http://schemas.microsoft.com/office/word/2018/wordml" xmlns:w16du="http://schemas.microsoft.com/office/word/2023/wordml/word16du" xmlns:w16sdtdh="http://schemas.microsoft.com/office/word/2020/wordml/sdtdatahash" xmlns:w16sdtfl="http://schemas.microsoft.com/office/word/2024/wordml/sdtformatlock" xmlns:w16se="http://schemas.microsoft.com/office/word/2015/wordml/symex" xmlns:wpg="http://schemas.microsoft.com/office/word/2010/wordprocessingGroup" xmlns:wpi="http://schemas.microsoft.com/office/word/2010/wordprocessingInk" xmlns:wne="http://schemas.microsoft.com/office/word/2006/wordml" xmlns:wps="http://schemas.microsoft.com/office/word/2010/wordprocessingShape" mc:Ignorable="w14 w15 w16se w16cid w16 w16cex w16sdtdh w16sdtfl w16du wp14">
+<w:document xmlns:wpc="http://schemas.microsoft.com/office/word/2010/wordprocessingCanvas" xmlns:cx="http://schemas.microsoft.com/office/drawing/2014/chartex" xmlns:cx1="http://schemas.microsoft.com/office/drawing/2015/9/8/chartex" xmlns:cx2="http://schemas.microsoft.com/office/drawing/2015/10/21/chartex" xmlns:cx3="http://schemas.microsoft.com/office/drawing/2016/5/9/chartex" xmlns:cx4="http://schemas.microsoft.com/office/drawing/2016/5/10/chartex" xmlns:cx5="http://schemas.microsoft.com/office/drawing/2016/5/11/chartex" xmlns:cx6="http://schemas.microsoft.com/office/drawing/2016/5/12/chartex" xmlns:cx7="http://schemas.microsoft.com/office/drawing/2016/5/13/chartex" xmlns:cx8="http://schemas.microsoft.com/office/drawing/2016/5/14/chartex" xmlns:mc="http://schemas.openxmlformats.org/markup-compatibility/2006" xmlns:aink="http://schemas.microsoft.com/office/drawing/2016/ink" xmlns:am3d="http://schemas.microsoft.com/office/drawing/2017/model3d" xmlns:o="urn:schemas-microsoft-com:office:office" xmlns:oel="http://schemas.microsoft.com/office/2019/extlst" xmlns:r="http://schemas.openxmlformats.org/officeDocument/2006/relationships" xmlns:m="http://schemas.openxmlformats.org/officeDocument/2006/math" xmlns:v="urn:schemas-microsoft-com:vml" xmlns:wp14="http://schemas.microsoft.com/office/word/2010/wordprocessingDrawing" xmlns:wp="http://schemas.openxmlformats.org/drawingml/2006/wordprocessingDrawing" xmlns:w10="urn:schemas-microsoft-com:office:word" xmlns:w="http://schemas.openxmlformats.org/wordprocessingml/2006/main" xmlns:w14="http://schemas.microsoft.com/office/word/2010/wordml" xmlns:w15="http://schemas.microsoft.com/office/word/2012/wordml" xmlns:w16cex="http://schemas.microsoft.com/office/word/2018/wordml/cex" xmlns:w16cid="http://schemas.microsoft.com/office/word/2016/wordml/cid" xmlns:w16="http://schemas.microsoft.com/office/word/2018/wordml" xmlns:w16du="http://schemas.microsoft.com/office/word/2023/wordml/word16du" xmlns:w16sdtdh="http://schemas.microsoft.com/office/word/2020/wordml/sdtdatahash" xmlns:w16sdtfl="http://schemas.microsoft.com/office/word/2024/wordml/sdtformatlock" xmlns:w16se="http://schemas.microsoft.com/office/word/2015/wordml/symex" xmlns:wpg="http://schemas.microsoft.com/office/word/2010/wordprocessingGroup" xmlns:wpi="http://schemas.microsoft.com/office/word/2010/wordprocessingInk" xmlns:wne="http://schemas.microsoft.com/office/word/2006/wordml" xmlns:wps="http://schemas.microsoft.com/office/word/2010/wordprocessingShape" mc:Ignorable="w14 w15 w16se w16cid w16 w16cex w16sdtdh w16sdtfl w16du wp14">
   <w:body>
+    <w:p>
+      <w:pPr>
+        <w:bidi/>
+        <w:spacing w:before="120" w:after="0"/>
+        <w:jc w:val="center"/>
+        <w:rPr>
+          <w:rFonts w:asciiTheme="majorHAnsi" w:hAnsiTheme="majorHAnsi" w:cstheme="majorHAnsi"/>
+          <w:b/>
+          <w:bCs/>
+          <w:sz w:val="52"/>
+          <w:szCs w:val="52"/>
+          <w:rtl/>
+          <w:lang w:bidi="ar-SY"/>
+        </w:rPr>
+      </w:pPr>
+      <w:r>
+        <w:rPr>
+          <w:rFonts w:asciiTheme="majorHAnsi" w:hAnsiTheme="majorHAnsi" w:cstheme="majorHAnsi" w:hint="cs"/>
+          <w:b/>
+          <w:bCs/>
+          <w:sz w:val="24"/>
+          <w:szCs w:val="24"/>
+          <w:rtl/>
+          <w:lang w:bidi="ar-SY"/>
+        </w:rPr>
+        <w:t>شركة</w:t>
+      </w:r>
+      <w:r>
+        <w:rPr>
+          <w:rFonts w:asciiTheme="majorHAnsi" w:hAnsiTheme="majorHAnsi" w:cstheme="majorHAnsi"/>
+          <w:b/>
+          <w:bCs/>
+          <w:sz w:val="24"/>
+          <w:szCs w:val="24"/>
+          <w:rtl/>
+          <w:lang w:bidi="ar-SY"/>
+        </w:rPr>
+        <w:t xml:space="preserve"> </w:t>
+      </w:r>
+      <w:r>
+        <w:rPr>
+          <w:rFonts w:asciiTheme="majorHAnsi" w:hAnsiTheme="majorHAnsi" w:cstheme="majorHAnsi" w:hint="cs"/>
+          <w:b/>
+          <w:bCs/>
+          <w:sz w:val="24"/>
+          <w:szCs w:val="24"/>
+          <w:rtl/>
+          <w:lang w:bidi="ar-SY"/>
+        </w:rPr>
+        <w:t>جيدا</w:t>
+      </w:r>
+      <w:r>
+        <w:rPr>
+          <w:rFonts w:asciiTheme="majorHAnsi" w:hAnsiTheme="majorHAnsi" w:cstheme="majorHAnsi"/>
+          <w:b/>
+          <w:bCs/>
+          <w:sz w:val="24"/>
+          <w:szCs w:val="24"/>
+          <w:rtl/>
+          <w:lang w:bidi="ar-SY"/>
+        </w:rPr>
+        <w:t xml:space="preserve"> </w:t>
+      </w:r>
+      <w:r>
+        <w:rPr>
+          <w:rFonts w:asciiTheme="majorHAnsi" w:hAnsiTheme="majorHAnsi" w:cstheme="majorHAnsi"/>
+          <w:b/>
+          <w:bCs/>
+          <w:sz w:val="24"/>
+          <w:szCs w:val="24"/>
+          <w:rtl/>
+          <w:lang w:bidi="ar-SY"/>
+        </w:rPr>
+        <w:br/>
+      </w:r>
+      <w:r>
+        <w:rPr>
+          <w:rFonts w:asciiTheme="majorHAnsi" w:hAnsiTheme="majorHAnsi" w:cstheme="majorHAnsi" w:hint="cs"/>
+          <w:b/>
+          <w:bCs/>
+          <w:sz w:val="56"/>
+          <w:szCs w:val="56"/>
+          <w:rtl/>
+          <w:lang w:bidi="ar-SY"/>
+        </w:rPr>
+        <w:t>بلسم</w:t>
+      </w:r>
+    </w:p>
+    <w:p>
+      <w:pPr>
+        <w:bidi/>
+        <w:spacing w:after="0"/>
+        <w:jc w:val="center"/>
+        <w:rPr>
+          <w:rFonts w:asciiTheme="majorHAnsi" w:hAnsiTheme="majorHAnsi" w:cstheme="majorHAnsi"/>
+          <w:rtl/>
+          <w:lang w:bidi="ar-SY"/>
+        </w:rPr>
+      </w:pPr>
+      <w:r>
+        <w:rPr>
+          <w:rFonts w:asciiTheme="majorHAnsi" w:hAnsiTheme="majorHAnsi" w:cstheme="majorHAnsi"/>
+          <w:rtl/>
+          <w:lang w:bidi="ar-SY"/>
+        </w:rPr>
+        <w:t xml:space="preserve">س.ت: </w:t>
+      </w:r>
+      <w:r>
+        <w:rPr>
+          <w:rFonts w:asciiTheme="majorHAnsi" w:hAnsiTheme="majorHAnsi" w:cstheme="majorHAnsi" w:hint="cs"/>
+          <w:rtl/>
+          <w:lang w:bidi="ar-SY"/>
+        </w:rPr>
+        <w:t>98525</w:t>
+      </w:r>
+      <w:r>
+        <w:rPr>
+          <w:rFonts w:asciiTheme="majorHAnsi" w:hAnsiTheme="majorHAnsi" w:cstheme="majorHAnsi"/>
+          <w:rtl/>
+          <w:lang w:bidi="ar-SY"/>
+        </w:rPr>
+        <w:t xml:space="preserve"> – </w:t>
+      </w:r>
+      <w:proofErr w:type="spellStart"/>
+      <w:r>
+        <w:rPr>
+          <w:rFonts w:asciiTheme="majorHAnsi" w:hAnsiTheme="majorHAnsi" w:cstheme="majorHAnsi"/>
+          <w:rtl/>
+          <w:lang w:bidi="ar-SY"/>
+        </w:rPr>
+        <w:t>ق.ص</w:t>
+      </w:r>
+      <w:proofErr w:type="spellEnd"/>
+      <w:r>
+        <w:rPr>
+          <w:rFonts w:asciiTheme="majorHAnsi" w:hAnsiTheme="majorHAnsi" w:cstheme="majorHAnsi"/>
+          <w:rtl/>
+          <w:lang w:bidi="ar-SY"/>
+        </w:rPr>
+        <w:t xml:space="preserve">: </w:t>
+      </w:r>
+      <w:r>
+        <w:rPr>
+          <w:rFonts w:asciiTheme="majorHAnsi" w:hAnsiTheme="majorHAnsi" w:cstheme="majorHAnsi" w:hint="cs"/>
+          <w:rtl/>
+          <w:lang w:bidi="ar-SY"/>
+        </w:rPr>
+        <w:t>409</w:t>
+      </w:r>
+      <w:r>
+        <w:rPr>
+          <w:rFonts w:asciiTheme="majorHAnsi" w:hAnsiTheme="majorHAnsi" w:cstheme="majorHAnsi" w:hint="cs"/>
+          <w:rtl/>
+          <w:lang w:bidi="ar-SY"/>
+        </w:rPr>
+        <w:t xml:space="preserve">  </w:t>
+      </w:r>
+    </w:p>
+    <w:p>
+      <w:pPr>
+        <w:bidi/>
+        <w:spacing w:after="0"/>
+        <w:jc w:val="center"/>
+        <w:rPr>
+          <w:rFonts w:asciiTheme="majorHAnsi" w:hAnsiTheme="majorHAnsi" w:cstheme="majorHAnsi"/>
+          <w:rtl/>
+          <w:lang w:bidi="ar-SY"/>
+        </w:rPr>
+      </w:pPr>
+    </w:p>
+    <w:p>
+      <w:pPr>
+        <w:bidi/>
+        <w:spacing w:after="0"/>
+        <w:jc w:val="center"/>
+        <w:rPr>
+          <w:rFonts w:asciiTheme="majorHAnsi" w:hAnsiTheme="majorHAnsi" w:cstheme="majorHAnsi"/>
+          <w:rtl/>
+          <w:lang w:bidi="ar-SY"/>
+        </w:rPr>
+      </w:pPr>
+    </w:p>
+    <w:p>
+      <w:pPr>
+        <w:bidi/>
+        <w:spacing w:after="0"/>
+        <w:jc w:val="center"/>
+        <w:rPr>
+          <w:rFonts w:asciiTheme="majorHAnsi" w:hAnsiTheme="majorHAnsi" w:cstheme="majorHAnsi"/>
+          <w:rtl/>
+          <w:lang w:bidi="ar-SY"/>
+        </w:rPr>
+      </w:pPr>
+    </w:p>
+    <w:p>
+      <w:pPr>
+        <w:bidi/>
+        <w:spacing w:after="0"/>
+        <w:jc w:val="center"/>
+        <w:rPr>
+          <w:rFonts w:asciiTheme="majorHAnsi" w:hAnsiTheme="majorHAnsi" w:cstheme="majorHAnsi"/>
+          <w:rtl/>
+          <w:lang w:bidi="ar-SY"/>
+        </w:rPr>
+      </w:pPr>
+    </w:p>
     <w:p>
       <w:pPr>
         <w:bidi/>
@@ -22,77 +228,11 @@
       </w:pPr>
       <w:r>
         <w:rPr>
-          <w:rFonts w:asciiTheme="majorHAnsi" w:hAnsiTheme="majorHAnsi" w:cstheme="majorHAnsi"/>
-          <w:b/>
-          <w:bCs/>
-          <w:sz w:val="24"/>
-          <w:szCs w:val="24"/>
+          <w:rFonts w:asciiTheme="majorHAnsi" w:hAnsiTheme="majorHAnsi" w:cstheme="majorHAnsi" w:hint="cs"/>
           <w:rtl/>
           <w:lang w:bidi="ar-SY"/>
         </w:rPr>
-        <w:t xml:space="preserve">مؤسسة </w:t>
-      </w:r>
-      <w:proofErr w:type="spellStart"/>
-      <w:r>
-        <w:rPr>
-          <w:rFonts w:asciiTheme="majorHAnsi" w:hAnsiTheme="majorHAnsi" w:cstheme="majorHAnsi"/>
-          <w:b/>
-          <w:bCs/>
-          <w:sz w:val="24"/>
-          <w:szCs w:val="24"/>
-          <w:rtl/>
-          <w:lang w:bidi="ar-SY"/>
-        </w:rPr>
-        <w:t>جينتل</w:t>
-      </w:r>
-      <w:proofErr w:type="spellEnd"/>
-      <w:r>
-        <w:rPr>
-          <w:rFonts w:asciiTheme="majorHAnsi" w:hAnsiTheme="majorHAnsi" w:cstheme="majorHAnsi"/>
-          <w:b/>
-          <w:bCs/>
-          <w:sz w:val="24"/>
-          <w:szCs w:val="24"/>
-          <w:rtl/>
-          <w:lang w:bidi="ar-SY"/>
-        </w:rPr>
-        <w:t xml:space="preserve"> للمنظفات</w:t>
-      </w:r>
-      <w:r>
-        <w:rPr>
-          <w:rFonts w:asciiTheme="majorHAnsi" w:hAnsiTheme="majorHAnsi" w:cstheme="majorHAnsi"/>
-          <w:b/>
-          <w:bCs/>
-          <w:sz w:val="40"/>
-          <w:szCs w:val="40"/>
-          <w:rtl/>
-          <w:lang w:bidi="ar-SY"/>
-        </w:rPr>
-        <w:br/>
-      </w:r>
-      <w:r>
-        <w:rPr>
-          <w:rFonts w:asciiTheme="majorHAnsi" w:hAnsiTheme="majorHAnsi" w:cstheme="majorHAnsi" w:hint="cs"/>
-          <w:b/>
-          <w:bCs/>
-          <w:sz w:val="40"/>
-          <w:szCs w:val="40"/>
-          <w:rtl/>
-          <w:lang w:bidi="ar-SY"/>
-        </w:rPr>
-        <w:t>روح الملح</w:t>
-      </w:r>
-      <w:r>
-        <w:rPr>
-          <w:rFonts w:asciiTheme="majorHAnsi" w:hAnsiTheme="majorHAnsi" w:cstheme="majorHAnsi"/>
-          <w:b/>
-          <w:bCs/>
-          <w:sz w:val="40"/>
-          <w:szCs w:val="40"/>
-          <w:rtl/>
-          <w:lang w:bidi="ar-SY"/>
-        </w:rPr>
-        <w:br/>
+        <w:t xml:space="preserve"> </w:t>
       </w:r>
       <w:proofErr w:type="gramStart"/>
       <w:r>
@@ -185,9 +325,8 @@
           <w:rFonts w:asciiTheme="majorHAnsi" w:hAnsiTheme="majorHAnsi" w:cstheme="majorHAnsi"/>
           <w:b/>
           <w:bCs/>
-          <w:sz w:val="52"/>
-          <w:szCs w:val="52"/>
-          <w:rtl/>
+          <w:sz w:val="56"/>
+          <w:szCs w:val="56"/>
           <w:lang w:bidi="ar-SY"/>
         </w:rPr>
         <w:sectPr>
@@ -202,19 +341,19 @@
           <w:rFonts w:asciiTheme="majorHAnsi" w:hAnsiTheme="majorHAnsi" w:cstheme="majorHAnsi" w:hint="cs"/>
           <w:b/>
           <w:bCs/>
-          <w:sz w:val="52"/>
-          <w:szCs w:val="52"/>
+          <w:sz w:val="56"/>
+          <w:szCs w:val="56"/>
           <w:rtl/>
           <w:lang w:bidi="ar-SY"/>
         </w:rPr>
         <w:lastRenderedPageBreak/>
-        <w:t>سائل جلي شفاف</w:t>
+        <w:t>سائل جلي تفاح</w:t>
       </w:r>
     </w:p>
     <w:p>
       <w:pPr>
         <w:bidi/>
-        <w:spacing w:after="0"/>
+        <w:spacing w:before="120" w:after="0"/>
         <w:jc w:val="center"/>
         <w:rPr>
           <w:rFonts w:asciiTheme="majorHAnsi" w:hAnsiTheme="majorHAnsi" w:cstheme="majorHAnsi"/>
@@ -267,8 +406,8 @@
           <w:rFonts w:asciiTheme="majorHAnsi" w:hAnsiTheme="majorHAnsi" w:cstheme="majorHAnsi"/>
           <w:b/>
           <w:bCs/>
-          <w:sz w:val="44"/>
-          <w:szCs w:val="44"/>
+          <w:sz w:val="52"/>
+          <w:szCs w:val="52"/>
           <w:rtl/>
           <w:lang w:bidi="ar-SY"/>
         </w:rPr>
@@ -278,48 +417,12 @@
           <w:rFonts w:asciiTheme="majorHAnsi" w:hAnsiTheme="majorHAnsi" w:cstheme="majorHAnsi" w:hint="cs"/>
           <w:b/>
           <w:bCs/>
-          <w:sz w:val="44"/>
-          <w:szCs w:val="44"/>
+          <w:sz w:val="52"/>
+          <w:szCs w:val="52"/>
           <w:rtl/>
           <w:lang w:bidi="ar-SY"/>
         </w:rPr>
-        <w:t xml:space="preserve">سائل جلي </w:t>
-      </w:r>
-      <w:r>
-        <w:rPr>
-          <w:rFonts w:asciiTheme="majorHAnsi" w:hAnsiTheme="majorHAnsi" w:cstheme="majorHAnsi" w:hint="cs"/>
-          <w:b/>
-          <w:bCs/>
-          <w:sz w:val="44"/>
-          <w:szCs w:val="44"/>
-          <w:rtl/>
-          <w:lang w:bidi="ar-SY"/>
-        </w:rPr>
-        <w:t>فريز</w:t>
-      </w:r>
-      <w:r>
-        <w:rPr>
-          <w:rFonts w:asciiTheme="majorHAnsi" w:hAnsiTheme="majorHAnsi" w:cstheme="majorHAnsi"/>
-          <w:b/>
-          <w:bCs/>
-          <w:sz w:val="44"/>
-          <w:szCs w:val="44"/>
-          <w:rtl/>
-          <w:lang w:bidi="ar-SY"/>
-        </w:rPr>
-        <w:br/>
-      </w:r>
-      <w:r>
-        <w:rPr>
-          <w:rFonts w:asciiTheme="majorHAnsi" w:hAnsiTheme="majorHAnsi" w:cstheme="majorHAnsi" w:hint="cs"/>
-          <w:b/>
-          <w:bCs/>
-          <w:sz w:val="20"/>
-          <w:szCs w:val="20"/>
-          <w:rtl/>
-          <w:lang w:bidi="ar-SY"/>
-        </w:rPr>
-        <w:t>1 لتر</w:t>
+        <w:t xml:space="preserve">كلور </w:t>
       </w:r>
     </w:p>
     <w:p>
@@ -359,6 +462,14 @@
         </w:rPr>
         <w:t>: 58</w:t>
       </w:r>
+      <w:r>
+        <w:rPr>
+          <w:rFonts w:asciiTheme="majorHAnsi" w:hAnsiTheme="majorHAnsi" w:cstheme="majorHAnsi" w:hint="cs"/>
+          <w:rtl/>
+          <w:lang w:bidi="ar-SY"/>
+        </w:rPr>
+        <w:t xml:space="preserve">                                </w:t>
+      </w:r>
     </w:p>
     <w:sectPr>
       <w:pgSz w:w="2835" w:h="1985"/>
@@ -371,7 +482,7 @@
 </file>
 
 <file path=word/numbering.xml><?xml version="1.0" encoding="utf-8"?>
-<w:numbering xmlns:wpc="http://schemas.microsoft.com/office/word/2010/wordprocessingCanvas" xmlns:cx="http://schemas.microsoft.com/office/drawing/2014/chartex" xmlns:cx1="http://schemas.microsoft.com/office/drawing/2015/9/8/chartex" xmlns:cx2="http://schemas.microsoft.com/office/drawing/2015/10/21/chartex" xmlns:cx3="http://schemas.microsoft.com/office/drawing/2016/5/9/chartex" xmlns:cx4="http://schemas.microsoft.com/office/drawing/2016/5/10/chartex" xmlns:cx5="http://schemas.microsoft.com/office/drawing/2016/5/11/chartex" xmlns:cx6="http://schemas.microsoft.com/office/drawing/2016/5/12/chartex" xmlns:cx7="http://schemas.microsoft.com/office/drawing/2016/5/13/chartex" xmlns:cx8="http://schemas.microsoft.com/office/drawing/2016/5/14/chartex" xmlns:mc="http://schemas.openxmlformats.org/markup-compatibility/2006" xmlns:aink="http://schemas.microsoft.com/office/drawing/2016/ink" xmlns:am3d="http://schemas.microsoft.com/office/drawing/2017/model3d" xmlns:o="urn:schemas-microsoft-com:office:office" xmlns:oel="http://schemas.microsoft.com/office/2019/extlst" xmlns:r="http://schemas.openxmlformats.org/officeDocument/2006/relationships" xmlns:m="http://schemas.openxmlformats.org/officeDocument/2006/math" xmlns:v="urn:schemas-microsoft-com:vml" xmlns:wp14="http://schemas.microsoft.com/office/word/2010/wordprocessingDrawing" xmlns:wp="http://schemas.openxmlformats.org/drawingml/2006/wordprocessingDrawing" xmlns:w10="urn:schemas-microsoft-com:office:word" xmlns:w="http://schemas.openxmlformats.org/wordprocessingml/2006/main" xmlns:w14="http://schemas.microsoft.com/office/word/2010/wordml" xmlns:w15="http://schemas.microsoft.com/office/word/2012/wordml" xmlns:w16cei="http://schemas.microsoft.com/office/word/2026/wordml/cei" xmlns:w16cex="http://schemas.microsoft.com/office/word/2018/wordml/cex" xmlns:w16cid="http://schemas.microsoft.com/office/word/2016/wordml/cid" xmlns:w16="http://schemas.microsoft.com/office/word/2018/wordml" xmlns:w16du="http://schemas.microsoft.com/office/word/2023/wordml/word16du" xmlns:w16sdtdh="http://schemas.microsoft.com/office/word/2020/wordml/sdtdatahash" xmlns:w16sdtfl="http://schemas.microsoft.com/office/word/2024/wordml/sdtformatlock" xmlns:w16se="http://schemas.microsoft.com/office/word/2015/wordml/symex" xmlns:wpg="http://schemas.microsoft.com/office/word/2010/wordprocessingGroup" xmlns:wpi="http://schemas.microsoft.com/office/word/2010/wordprocessingInk" xmlns:wne="http://schemas.microsoft.com/office/word/2006/wordml" xmlns:wps="http://schemas.microsoft.com/office/word/2010/wordprocessingShape" mc:Ignorable="w14 w15 w16se w16cid w16 w16cex w16sdtdh w16sdtfl w16du wp14">
+<w:numbering xmlns:wpc="http://schemas.microsoft.com/office/word/2010/wordprocessingCanvas" xmlns:cx="http://schemas.microsoft.com/office/drawing/2014/chartex" xmlns:cx1="http://schemas.microsoft.com/office/drawing/2015/9/8/chartex" xmlns:cx2="http://schemas.microsoft.com/office/drawing/2015/10/21/chartex" xmlns:cx3="http://schemas.microsoft.com/office/drawing/2016/5/9/chartex" xmlns:cx4="http://schemas.microsoft.com/office/drawing/2016/5/10/chartex" xmlns:cx5="http://schemas.microsoft.com/office/drawing/2016/5/11/chartex" xmlns:cx6="http://schemas.microsoft.com/office/drawing/2016/5/12/chartex" xmlns:cx7="http://schemas.microsoft.com/office/drawing/2016/5/13/chartex" xmlns:cx8="http://schemas.microsoft.com/office/drawing/2016/5/14/chartex" xmlns:mc="http://schemas.openxmlformats.org/markup-compatibility/2006" xmlns:aink="http://schemas.microsoft.com/office/drawing/2016/ink" xmlns:am3d="http://schemas.microsoft.com/office/drawing/2017/model3d" xmlns:o="urn:schemas-microsoft-com:office:office" xmlns:oel="http://schemas.microsoft.com/office/2019/extlst" xmlns:r="http://schemas.openxmlformats.org/officeDocument/2006/relationships" xmlns:m="http://schemas.openxmlformats.org/officeDocument/2006/math" xmlns:v="urn:schemas-microsoft-com:vml" xmlns:wp14="http://schemas.microsoft.com/office/word/2010/wordprocessingDrawing" xmlns:wp="http://schemas.openxmlformats.org/drawingml/2006/wordprocessingDrawing" xmlns:w10="urn:schemas-microsoft-com:office:word" xmlns:w="http://schemas.openxmlformats.org/wordprocessingml/2006/main" xmlns:w14="http://schemas.microsoft.com/office/word/2010/wordml" xmlns:w15="http://schemas.microsoft.com/office/word/2012/wordml" xmlns:w16cex="http://schemas.microsoft.com/office/word/2018/wordml/cex" xmlns:w16cid="http://schemas.microsoft.com/office/word/2016/wordml/cid" xmlns:w16="http://schemas.microsoft.com/office/word/2018/wordml" xmlns:w16du="http://schemas.microsoft.com/office/word/2023/wordml/word16du" xmlns:w16sdtdh="http://schemas.microsoft.com/office/word/2020/wordml/sdtdatahash" xmlns:w16sdtfl="http://schemas.microsoft.com/office/word/2024/wordml/sdtformatlock" xmlns:w16se="http://schemas.microsoft.com/office/word/2015/wordml/symex" xmlns:wpg="http://schemas.microsoft.com/office/word/2010/wordprocessingGroup" xmlns:wpi="http://schemas.microsoft.com/office/word/2010/wordprocessingInk" xmlns:wne="http://schemas.microsoft.com/office/word/2006/wordml" xmlns:wps="http://schemas.microsoft.com/office/word/2010/wordprocessingShape" mc:Ignorable="w14 w15 w16se w16cid w16 w16cex w16sdtdh w16sdtfl w16du wp14">
   <w:abstractNum w:abstractNumId="0" w15:restartNumberingAfterBreak="0">
     <w:nsid w:val="FFFFFF7C"/>
     <w:multiLevelType w:val="singleLevel"/>
@@ -962,7 +1073,7 @@
   <w:style w:type="paragraph" w:default="1" w:styleId="a1">
     <w:name w:val="Normal"/>
     <w:qFormat/>
-    <w:rsid w:val="005A47D6"/>
+    <w:rsid w:val="00604788"/>
   </w:style>
   <w:style w:type="paragraph" w:styleId="1">
     <w:name w:val="heading 1"/>
